--- a/applications/Coloplast_Mechanical_Design_Engineer_Humlebaek/Arunabha_Majumder_Coloplast_Cover_Letter.docx
+++ b/applications/Coloplast_Mechanical_Design_Engineer_Humlebaek/Arunabha_Majumder_Coloplast_Cover_Letter.docx
@@ -149,7 +149,7 @@
           <w:b w:val="0"/>
           <w:i w:val="0"/>
         </w:rPr>
-        <w:t>I am applying for the Mechanical Design Engineer role in CC &amp; BC Mechanical Engineering. I am a mechanical engineer finishing my PhD at Aalborg University (I finish in March). Most of my work has been on devices that sit close to the human body, where comfort and reliability matter as much as function.</w:t>
+        <w:t>I am applying for the Mechanical Design Engineer role in CC &amp; BC Mechanical Engineering. I am a mechanical engineer finishing my PhD at Aalborg University (thesis expected to be finished in March). Most of my work has been on devices that sit close to the human body, where comfort and reliability matter as much as function.</w:t>
       </w:r>
     </w:p>
     <w:p>
